--- a/assets/docs/individual.docx
+++ b/assets/docs/individual.docx
@@ -1262,7 +1262,7 @@
                           <w:tbl>
                             <w:tblPr>
                               <w:tblStyle w:val="TableNormal"/>
-                              <w:tblW w:w="4986" w:type="pct"/>
+                              <w:tblW w:w="4979" w:type="pct"/>
                               <w:jc w:val="center"/>
                               <w:tblBorders>
                                 <w:top w:val="single" w:sz="4" w:space="0" w:color="000000"/>
@@ -1275,9 +1275,9 @@
                               <w:tblLook w:val="01E0" w:firstRow="1" w:lastRow="1" w:firstColumn="1" w:lastColumn="1" w:noHBand="0" w:noVBand="0"/>
                             </w:tblPr>
                             <w:tblGrid>
-                              <w:gridCol w:w="3252"/>
-                              <w:gridCol w:w="3973"/>
-                              <w:gridCol w:w="3789"/>
+                              <w:gridCol w:w="3248"/>
+                              <w:gridCol w:w="3967"/>
+                              <w:gridCol w:w="3784"/>
                             </w:tblGrid>
                             <w:tr>
                               <w:trPr>
@@ -1443,25 +1443,7 @@
                                       <w:sz w:val="18"/>
                                       <w:szCs w:val="18"/>
                                     </w:rPr>
-                                    <w:t>{</w:t>
-                                  </w:r>
-                                  <w:proofErr w:type="spellStart"/>
-                                  <w:r>
-                                    <w:rPr>
-                                      <w:rFonts w:ascii="Arial" w:hAnsi="Arial" w:cs="Arial"/>
-                                      <w:sz w:val="18"/>
-                                      <w:szCs w:val="18"/>
-                                    </w:rPr>
-                                    <w:t>Nombresc</w:t>
-                                  </w:r>
-                                  <w:proofErr w:type="spellEnd"/>
-                                  <w:r>
-                                    <w:rPr>
-                                      <w:rFonts w:ascii="Arial" w:hAnsi="Arial" w:cs="Arial"/>
-                                      <w:sz w:val="18"/>
-                                      <w:szCs w:val="18"/>
-                                    </w:rPr>
-                                    <w:t>}</w:t>
+                                    <w:t>{Nombresc}</w:t>
                                   </w:r>
                                 </w:p>
                               </w:tc>
@@ -1508,7 +1490,7 @@
                                       <w:sz w:val="18"/>
                                       <w:szCs w:val="18"/>
                                     </w:rPr>
-                                    <w:t>Alex León T.</w:t>
+                                    <w:t xml:space="preserve">Jefferson Villarreal </w:t>
                                   </w:r>
                                 </w:p>
                               </w:tc>
@@ -1554,7 +1536,7 @@
                                       <w:sz w:val="18"/>
                                       <w:szCs w:val="18"/>
                                     </w:rPr>
-                                    <w:t xml:space="preserve"> Villarreal Enriquez Jefferson Edgar</w:t>
+                                    <w:t>Alex León T.</w:t>
                                   </w:r>
                                 </w:p>
                               </w:tc>
@@ -1620,7 +1602,7 @@
                                       <w:sz w:val="18"/>
                                       <w:szCs w:val="18"/>
                                     </w:rPr>
-                                    <w:t>DOCENTE</w:t>
+                                    <w:t>Docente</w:t>
                                   </w:r>
                                 </w:p>
                                 <w:p>
@@ -1671,16 +1653,14 @@
                                     </w:rPr>
                                     <w:t xml:space="preserve"> </w:t>
                                   </w:r>
-                                  <w:proofErr w:type="spellStart"/>
                                   <w:r>
                                     <w:rPr>
                                       <w:rFonts w:ascii="Arial" w:hAnsi="Arial" w:cs="Arial"/>
                                       <w:sz w:val="18"/>
                                       <w:szCs w:val="18"/>
                                     </w:rPr>
-                                    <w:t>Vicerreptor</w:t>
+                                    <w:t>Gestor de Procesos Académicos</w:t>
                                   </w:r>
-                                  <w:proofErr w:type="spellEnd"/>
                                 </w:p>
                               </w:tc>
                               <w:tc>
@@ -1721,10 +1701,19 @@
                                   <w:r>
                                     <w:rPr>
                                       <w:rFonts w:ascii="Arial" w:hAnsi="Arial" w:cs="Arial"/>
+                                      <w:bCs/>
                                       <w:sz w:val="18"/>
                                       <w:szCs w:val="18"/>
                                     </w:rPr>
-                                    <w:t>Gestor De Procesos Académicos</w:t>
+                                    <w:t>V</w:t>
+                                  </w:r>
+                                  <w:r>
+                                    <w:rPr>
+                                      <w:rFonts w:ascii="Arial" w:hAnsi="Arial" w:cs="Arial"/>
+                                      <w:sz w:val="18"/>
+                                      <w:szCs w:val="18"/>
+                                    </w:rPr>
+                                    <w:t>icerrector</w:t>
                                   </w:r>
                                 </w:p>
                               </w:tc>
@@ -1760,7 +1749,7 @@
                     <w:tbl>
                       <w:tblPr>
                         <w:tblStyle w:val="TableNormal"/>
-                        <w:tblW w:w="4986" w:type="pct"/>
+                        <w:tblW w:w="4979" w:type="pct"/>
                         <w:jc w:val="center"/>
                         <w:tblBorders>
                           <w:top w:val="single" w:sz="4" w:space="0" w:color="000000"/>
@@ -1773,9 +1762,9 @@
                         <w:tblLook w:val="01E0" w:firstRow="1" w:lastRow="1" w:firstColumn="1" w:lastColumn="1" w:noHBand="0" w:noVBand="0"/>
                       </w:tblPr>
                       <w:tblGrid>
-                        <w:gridCol w:w="3252"/>
-                        <w:gridCol w:w="3973"/>
-                        <w:gridCol w:w="3789"/>
+                        <w:gridCol w:w="3248"/>
+                        <w:gridCol w:w="3967"/>
+                        <w:gridCol w:w="3784"/>
                       </w:tblGrid>
                       <w:tr>
                         <w:trPr>
@@ -1941,25 +1930,7 @@
                                 <w:sz w:val="18"/>
                                 <w:szCs w:val="18"/>
                               </w:rPr>
-                              <w:t>{</w:t>
-                            </w:r>
-                            <w:proofErr w:type="spellStart"/>
-                            <w:r>
-                              <w:rPr>
-                                <w:rFonts w:ascii="Arial" w:hAnsi="Arial" w:cs="Arial"/>
-                                <w:sz w:val="18"/>
-                                <w:szCs w:val="18"/>
-                              </w:rPr>
-                              <w:t>Nombresc</w:t>
-                            </w:r>
-                            <w:proofErr w:type="spellEnd"/>
-                            <w:r>
-                              <w:rPr>
-                                <w:rFonts w:ascii="Arial" w:hAnsi="Arial" w:cs="Arial"/>
-                                <w:sz w:val="18"/>
-                                <w:szCs w:val="18"/>
-                              </w:rPr>
-                              <w:t>}</w:t>
+                              <w:t>{Nombresc}</w:t>
                             </w:r>
                           </w:p>
                         </w:tc>
@@ -2006,7 +1977,7 @@
                                 <w:sz w:val="18"/>
                                 <w:szCs w:val="18"/>
                               </w:rPr>
-                              <w:t>Alex León T.</w:t>
+                              <w:t xml:space="preserve">Jefferson Villarreal </w:t>
                             </w:r>
                           </w:p>
                         </w:tc>
@@ -2052,7 +2023,7 @@
                                 <w:sz w:val="18"/>
                                 <w:szCs w:val="18"/>
                               </w:rPr>
-                              <w:t xml:space="preserve"> Villarreal Enriquez Jefferson Edgar</w:t>
+                              <w:t>Alex León T.</w:t>
                             </w:r>
                           </w:p>
                         </w:tc>
@@ -2118,7 +2089,7 @@
                                 <w:sz w:val="18"/>
                                 <w:szCs w:val="18"/>
                               </w:rPr>
-                              <w:t>DOCENTE</w:t>
+                              <w:t>Docente</w:t>
                             </w:r>
                           </w:p>
                           <w:p>
@@ -2169,16 +2140,14 @@
                               </w:rPr>
                               <w:t xml:space="preserve"> </w:t>
                             </w:r>
-                            <w:proofErr w:type="spellStart"/>
                             <w:r>
                               <w:rPr>
                                 <w:rFonts w:ascii="Arial" w:hAnsi="Arial" w:cs="Arial"/>
                                 <w:sz w:val="18"/>
                                 <w:szCs w:val="18"/>
                               </w:rPr>
-                              <w:t>Vicerreptor</w:t>
+                              <w:t>Gestor de Procesos Académicos</w:t>
                             </w:r>
-                            <w:proofErr w:type="spellEnd"/>
                           </w:p>
                         </w:tc>
                         <w:tc>
@@ -2219,10 +2188,19 @@
                             <w:r>
                               <w:rPr>
                                 <w:rFonts w:ascii="Arial" w:hAnsi="Arial" w:cs="Arial"/>
+                                <w:bCs/>
                                 <w:sz w:val="18"/>
                                 <w:szCs w:val="18"/>
                               </w:rPr>
-                              <w:t>Gestor De Procesos Académicos</w:t>
+                              <w:t>V</w:t>
+                            </w:r>
+                            <w:r>
+                              <w:rPr>
+                                <w:rFonts w:ascii="Arial" w:hAnsi="Arial" w:cs="Arial"/>
+                                <w:sz w:val="18"/>
+                                <w:szCs w:val="18"/>
+                              </w:rPr>
+                              <w:t>icerrector</w:t>
                             </w:r>
                           </w:p>
                         </w:tc>
@@ -2337,23 +2315,7 @@
                 <w:sz w:val="18"/>
                 <w:szCs w:val="18"/>
               </w:rPr>
-              <w:t>{</w:t>
-            </w:r>
-            <w:proofErr w:type="spellStart"/>
-            <w:r>
-              <w:rPr>
-                <w:sz w:val="18"/>
-                <w:szCs w:val="18"/>
-              </w:rPr>
-              <w:t>NombresC</w:t>
-            </w:r>
-            <w:proofErr w:type="spellEnd"/>
-            <w:r>
-              <w:rPr>
-                <w:sz w:val="18"/>
-                <w:szCs w:val="18"/>
-              </w:rPr>
-              <w:t>}</w:t>
+              <w:t>{NombresC}</w:t>
             </w:r>
           </w:p>
         </w:tc>
@@ -2451,23 +2413,7 @@
                 <w:sz w:val="18"/>
                 <w:szCs w:val="18"/>
               </w:rPr>
-              <w:t>{</w:t>
-            </w:r>
-            <w:proofErr w:type="spellStart"/>
-            <w:r>
-              <w:rPr>
-                <w:sz w:val="18"/>
-                <w:szCs w:val="18"/>
-              </w:rPr>
-              <w:t>CarreraDocente</w:t>
-            </w:r>
-            <w:proofErr w:type="spellEnd"/>
-            <w:r>
-              <w:rPr>
-                <w:sz w:val="18"/>
-                <w:szCs w:val="18"/>
-              </w:rPr>
-              <w:t>}</w:t>
+              <w:t>{CarreraDocente}</w:t>
             </w:r>
           </w:p>
         </w:tc>
@@ -4968,21 +4914,7 @@
                     <w:rPr>
                       <w:sz w:val="16"/>
                     </w:rPr>
-                    <w:t xml:space="preserve">Se realiza inmediatamente después de concluir la capacitación y mide el cumplimiento de los objetivos de aprendizaje, el nivel de satisfacción de los participantes, y la aplicabilidad de los conocimientos adquiridos. Se basa en indicadores cuantitativos como la </w:t>
-                  </w:r>
-                  <w:proofErr w:type="gramStart"/>
-                  <w:r>
-                    <w:rPr>
-                      <w:sz w:val="16"/>
-                    </w:rPr>
-                    <w:t>participación activa</w:t>
-                  </w:r>
-                  <w:proofErr w:type="gramEnd"/>
-                  <w:r>
-                    <w:rPr>
-                      <w:sz w:val="16"/>
-                    </w:rPr>
-                    <w:t>, el uso de recursos tecnológicos, y la efectividad de las metodologías</w:t>
+                    <w:t>Se realiza inmediatamente después de concluir la capacitación y mide el cumplimiento de los objetivos de aprendizaje, el nivel de satisfacción de los participantes, y la aplicabilidad de los conocimientos adquiridos. Se basa en indicadores cuantitativos como la participación activa, el uso de recursos tecnológicos, y la efectividad de las metodologías</w:t>
                   </w:r>
                   <w:r>
                     <w:rPr>
@@ -5853,24 +5785,8 @@
                       <w:u w:val="single"/>
                     </w:rPr>
                     <w:tab/>
-                  </w:r>
-                  <w:proofErr w:type="gramStart"/>
-                  <w:r>
-                    <w:rPr>
-                      <w:sz w:val="14"/>
-                      <w:u w:val="single"/>
-                    </w:rPr>
-                    <w:t>Total</w:t>
-                  </w:r>
-                  <w:proofErr w:type="gramEnd"/>
-                  <w:r>
-                    <w:rPr>
-                      <w:sz w:val="14"/>
-                      <w:u w:val="single"/>
-                    </w:rPr>
-                    <w:t xml:space="preserve"> de horas de </w:t>
-                  </w:r>
-                  <w:proofErr w:type="spellStart"/>
+                    <w:t xml:space="preserve">Total de horas de </w:t>
+                  </w:r>
                   <w:r>
                     <w:rPr>
                       <w:spacing w:val="-2"/>
@@ -5879,7 +5795,6 @@
                     </w:rPr>
                     <w:t>capacitacion</w:t>
                   </w:r>
-                  <w:proofErr w:type="spellEnd"/>
                   <w:r>
                     <w:rPr>
                       <w:sz w:val="14"/>
@@ -5997,22 +5912,7 @@
                       <w:u w:val="single"/>
                     </w:rPr>
                     <w:tab/>
-                  </w:r>
-                  <w:proofErr w:type="gramStart"/>
-                  <w:r>
-                    <w:rPr>
-                      <w:sz w:val="14"/>
-                      <w:u w:val="single"/>
-                    </w:rPr>
-                    <w:t>Total</w:t>
-                  </w:r>
-                  <w:proofErr w:type="gramEnd"/>
-                  <w:r>
-                    <w:rPr>
-                      <w:sz w:val="14"/>
-                      <w:u w:val="single"/>
-                    </w:rPr>
-                    <w:t xml:space="preserve"> de horas de capacitaciones </w:t>
+                    <w:t xml:space="preserve">Total de horas de capacitaciones </w:t>
                   </w:r>
                   <w:r>
                     <w:rPr>
@@ -6058,21 +5958,7 @@
                     <w:rPr>
                       <w:sz w:val="14"/>
                     </w:rPr>
-                    <w:t xml:space="preserve">                                                                      </w:t>
-                  </w:r>
-                  <w:proofErr w:type="gramStart"/>
-                  <w:r>
-                    <w:rPr>
-                      <w:sz w:val="14"/>
-                    </w:rPr>
-                    <w:t>Total</w:t>
-                  </w:r>
-                  <w:proofErr w:type="gramEnd"/>
-                  <w:r>
-                    <w:rPr>
-                      <w:sz w:val="14"/>
-                    </w:rPr>
-                    <w:t xml:space="preserve"> de horas de capacitaciones </w:t>
+                    <w:t xml:space="preserve">                                                                      Total de horas de capacitaciones </w:t>
                   </w:r>
                   <w:r>
                     <w:rPr>
@@ -6369,7 +6255,6 @@
                     </w:rPr>
                     <w:t>{/</w:t>
                   </w:r>
-                  <w:proofErr w:type="spellStart"/>
                   <w:r>
                     <w:rPr>
                       <w:rFonts w:ascii="Arial"/>
@@ -6384,16 +6269,7 @@
                       <w:b/>
                       <w:sz w:val="16"/>
                     </w:rPr>
-                    <w:t>a</w:t>
-                  </w:r>
-                  <w:proofErr w:type="spellEnd"/>
-                  <w:r>
-                    <w:rPr>
-                      <w:rFonts w:ascii="Arial"/>
-                      <w:b/>
-                      <w:sz w:val="16"/>
-                    </w:rPr>
-                    <w:t>}</w:t>
+                    <w:t>a}</w:t>
                   </w:r>
                 </w:p>
                 <w:p>
@@ -7225,19 +7101,11 @@
                       <w:sz w:val="14"/>
                     </w:rPr>
                   </w:pPr>
-                  <w:proofErr w:type="spellStart"/>
                   <w:r>
                     <w:rPr>
                       <w:sz w:val="14"/>
                     </w:rPr>
-                    <w:t>N°</w:t>
-                  </w:r>
-                  <w:proofErr w:type="spellEnd"/>
-                  <w:r>
-                    <w:rPr>
-                      <w:sz w:val="14"/>
-                    </w:rPr>
-                    <w:t xml:space="preserve"> de profesoras cuyo máximo título es un grado</w:t>
+                    <w:t>N° de profesoras cuyo máximo título es un grado</w:t>
                   </w:r>
                   <w:r>
                     <w:rPr>
@@ -7415,16 +7283,8 @@
                     <w:rPr>
                       <w:sz w:val="14"/>
                     </w:rPr>
-                    <w:t xml:space="preserve">                                              </w:t>
-                  </w:r>
-                  <w:proofErr w:type="spellStart"/>
-                  <w:r>
-                    <w:rPr>
-                      <w:sz w:val="14"/>
-                    </w:rPr>
-                    <w:t>N°</w:t>
-                  </w:r>
-                  <w:proofErr w:type="spellEnd"/>
+                    <w:t xml:space="preserve">                                              N°</w:t>
+                  </w:r>
                   <w:r>
                     <w:rPr>
                       <w:spacing w:val="-5"/>
@@ -8065,14 +7925,12 @@
                     </w:rPr>
                     <w:t>{</w:t>
                   </w:r>
-                  <w:proofErr w:type="spellStart"/>
                   <w:r>
                     <w:rPr>
                       <w:sz w:val="16"/>
                     </w:rPr>
                     <w:t>NombreFormaciónEspecifica</w:t>
                   </w:r>
-                  <w:proofErr w:type="spellEnd"/>
                   <w:r>
                     <w:rPr>
                       <w:sz w:val="16"/>
@@ -8102,14 +7960,12 @@
                     </w:rPr>
                     <w:t>{</w:t>
                   </w:r>
-                  <w:proofErr w:type="spellStart"/>
                   <w:r>
                     <w:rPr>
                       <w:sz w:val="16"/>
                     </w:rPr>
                     <w:t>NivelFormaciónEspecifica</w:t>
                   </w:r>
-                  <w:proofErr w:type="spellEnd"/>
                   <w:r>
                     <w:rPr>
                       <w:sz w:val="16"/>
@@ -8142,14 +7998,12 @@
                     </w:rPr>
                     <w:t>{</w:t>
                   </w:r>
-                  <w:proofErr w:type="spellStart"/>
                   <w:r>
                     <w:rPr>
                       <w:sz w:val="16"/>
                     </w:rPr>
                     <w:t>FechaInicioE</w:t>
                   </w:r>
-                  <w:proofErr w:type="spellEnd"/>
                   <w:r>
                     <w:rPr>
                       <w:sz w:val="16"/>
@@ -8182,14 +8036,12 @@
                     </w:rPr>
                     <w:t>{</w:t>
                   </w:r>
-                  <w:proofErr w:type="spellStart"/>
                   <w:r>
                     <w:rPr>
                       <w:sz w:val="16"/>
                     </w:rPr>
                     <w:t>FechaFinE</w:t>
                   </w:r>
-                  <w:proofErr w:type="spellEnd"/>
                   <w:r>
                     <w:rPr>
                       <w:sz w:val="16"/>
@@ -8252,14 +8104,12 @@
                     </w:rPr>
                     <w:t>{</w:t>
                   </w:r>
-                  <w:proofErr w:type="spellStart"/>
                   <w:r>
                     <w:rPr>
                       <w:sz w:val="16"/>
                     </w:rPr>
                     <w:t>NombreFormaciónGenerica</w:t>
                   </w:r>
-                  <w:proofErr w:type="spellEnd"/>
                   <w:r>
                     <w:rPr>
                       <w:sz w:val="16"/>
@@ -8292,14 +8142,12 @@
                     </w:rPr>
                     <w:t>{</w:t>
                   </w:r>
-                  <w:proofErr w:type="spellStart"/>
                   <w:r>
                     <w:rPr>
                       <w:sz w:val="16"/>
                     </w:rPr>
                     <w:t>NivelFormaciónGenerica</w:t>
                   </w:r>
-                  <w:proofErr w:type="spellEnd"/>
                   <w:r>
                     <w:rPr>
                       <w:sz w:val="16"/>
@@ -8333,7 +8181,6 @@
                     </w:rPr>
                     <w:t>{</w:t>
                   </w:r>
-                  <w:proofErr w:type="spellStart"/>
                   <w:r>
                     <w:rPr>
                       <w:sz w:val="16"/>
@@ -8344,14 +8191,7 @@
                     <w:rPr>
                       <w:sz w:val="16"/>
                     </w:rPr>
-                    <w:t>G</w:t>
-                  </w:r>
-                  <w:proofErr w:type="spellEnd"/>
-                  <w:r>
-                    <w:rPr>
-                      <w:sz w:val="16"/>
-                    </w:rPr>
-                    <w:t>}</w:t>
+                    <w:t>G}</w:t>
                   </w:r>
                 </w:p>
               </w:tc>
@@ -8380,7 +8220,6 @@
                     </w:rPr>
                     <w:t>{</w:t>
                   </w:r>
-                  <w:proofErr w:type="spellStart"/>
                   <w:r>
                     <w:rPr>
                       <w:sz w:val="16"/>
@@ -8391,14 +8230,7 @@
                     <w:rPr>
                       <w:sz w:val="16"/>
                     </w:rPr>
-                    <w:t>G</w:t>
-                  </w:r>
-                  <w:proofErr w:type="spellEnd"/>
-                  <w:r>
-                    <w:rPr>
-                      <w:sz w:val="16"/>
-                    </w:rPr>
-                    <w:t>}</w:t>
+                    <w:t>G}</w:t>
                   </w:r>
                 </w:p>
               </w:tc>
@@ -10662,7 +10494,6 @@
   <w:style w:type="character" w:default="1" w:styleId="Fuentedeprrafopredeter">
     <w:name w:val="Default Paragraph Font"/>
     <w:uiPriority w:val="1"/>
-    <w:semiHidden/>
     <w:unhideWhenUsed/>
   </w:style>
   <w:style w:type="table" w:default="1" w:styleId="Tablanormal">
@@ -11427,15 +11258,6 @@
 </file>
 
 <file path=customXml/item2.xml><?xml version="1.0" encoding="utf-8"?>
-<?mso-contentType ?>
-<FormTemplates xmlns="http://schemas.microsoft.com/sharepoint/v3/contenttype/forms">
-  <Display>DocumentLibraryForm</Display>
-  <Edit>DocumentLibraryForm</Edit>
-  <New>DocumentLibraryForm</New>
-</FormTemplates>
-</file>
-
-<file path=customXml/item3.xml><?xml version="1.0" encoding="utf-8"?>
 <ct:contentTypeSchema xmlns:ct="http://schemas.microsoft.com/office/2006/metadata/contentType" xmlns:ma="http://schemas.microsoft.com/office/2006/metadata/properties/metaAttributes" ct:_="" ma:_="" ma:contentTypeName="Documento" ma:contentTypeID="0x010100AFCCB6245C987745891279558BDB0B3B" ma:contentTypeVersion="10" ma:contentTypeDescription="Crear nuevo documento." ma:contentTypeScope="" ma:versionID="db2b1ef01224d0e4c869899219de097e">
   <xsd:schema xmlns:xsd="http://www.w3.org/2001/XMLSchema" xmlns:xs="http://www.w3.org/2001/XMLSchema" xmlns:p="http://schemas.microsoft.com/office/2006/metadata/properties" xmlns:ns2="99f51e6f-0b5b-434c-9b36-ed35023571bc" xmlns:ns3="27118ee3-1735-4bf8-b1d8-b92405a04e3d" targetNamespace="http://schemas.microsoft.com/office/2006/metadata/properties" ma:root="true" ma:fieldsID="0535449ddeeed03297b3b93236c6a265" ns2:_="" ns3:_="">
     <xsd:import namespace="99f51e6f-0b5b-434c-9b36-ed35023571bc"/>
@@ -11624,6 +11446,15 @@
 </ct:contentTypeSchema>
 </file>
 
+<file path=customXml/item3.xml><?xml version="1.0" encoding="utf-8"?>
+<?mso-contentType ?>
+<FormTemplates xmlns="http://schemas.microsoft.com/sharepoint/v3/contenttype/forms">
+  <Display>DocumentLibraryForm</Display>
+  <Edit>DocumentLibraryForm</Edit>
+  <New>DocumentLibraryForm</New>
+</FormTemplates>
+</file>
+
 <file path=customXml/itemProps1.xml><?xml version="1.0" encoding="utf-8"?>
 <ds:datastoreItem xmlns:ds="http://schemas.openxmlformats.org/officeDocument/2006/customXml" ds:itemID="{13D1DF26-15E7-4CB8-BF6B-6E5B7C532BE3}">
   <ds:schemaRefs>
@@ -11636,14 +11467,6 @@
 </file>
 
 <file path=customXml/itemProps2.xml><?xml version="1.0" encoding="utf-8"?>
-<ds:datastoreItem xmlns:ds="http://schemas.openxmlformats.org/officeDocument/2006/customXml" ds:itemID="{61A0775B-211E-428E-B3DF-75E37932E561}">
-  <ds:schemaRefs>
-    <ds:schemaRef ds:uri="http://schemas.microsoft.com/sharepoint/v3/contenttype/forms"/>
-  </ds:schemaRefs>
-</ds:datastoreItem>
-</file>
-
-<file path=customXml/itemProps3.xml><?xml version="1.0" encoding="utf-8"?>
 <ds:datastoreItem xmlns:ds="http://schemas.openxmlformats.org/officeDocument/2006/customXml" ds:itemID="{E29BA6FB-B8A3-484B-AAE3-F2BB7F834CDC}">
   <ds:schemaRefs>
     <ds:schemaRef ds:uri="http://schemas.microsoft.com/office/2006/metadata/contentType"/>
@@ -11660,4 +11483,12 @@
     <ds:schemaRef ds:uri="http://schemas.microsoft.com/internal/obd"/>
   </ds:schemaRefs>
 </ds:datastoreItem>
+</file>
+
+<file path=customXml/itemProps3.xml><?xml version="1.0" encoding="utf-8"?>
+<ds:datastoreItem xmlns:ds="http://schemas.openxmlformats.org/officeDocument/2006/customXml" ds:itemID="{61A0775B-211E-428E-B3DF-75E37932E561}">
+  <ds:schemaRefs>
+    <ds:schemaRef ds:uri="http://schemas.microsoft.com/sharepoint/v3/contenttype/forms"/>
+  </ds:schemaRefs>
+</ds:datastoreItem>
 </file>